--- a/report.docx
+++ b/report.docx
@@ -493,12 +493,21 @@
         </w:rPr>
         <w:tab/>
       </w:r>
+      <w:proofErr w:type="spellStart"/>
       <w:r>
         <w:rPr>
           <w:color w:val="000000"/>
           <w:lang w:val="ru-RU"/>
         </w:rPr>
-        <w:t>Заславский М.М.</w:t>
+        <w:t>Заславский</w:t>
+      </w:r>
+      <w:proofErr w:type="spellEnd"/>
+      <w:r>
+        <w:rPr>
+          <w:color w:val="000000"/>
+          <w:lang w:val="ru-RU"/>
+        </w:rPr>
+        <w:t xml:space="preserve"> М.М.</w:t>
       </w:r>
     </w:p>
     <w:p>
@@ -540,13 +549,13 @@
         <w:t>2026</w:t>
       </w:r>
     </w:p>
-    <w:p/>
     <w:p>
       <w:pPr>
         <w:pStyle w:val="1"/>
         <w:jc w:val="center"/>
       </w:pPr>
       <w:r>
+        <w:lastRenderedPageBreak/>
         <w:t>ЗАДАНИЕ</w:t>
       </w:r>
     </w:p>
@@ -851,12 +860,14 @@
         <w:rPr>
           <w:color w:val="000000"/>
         </w:rPr>
-        <w:lastRenderedPageBreak/>
         <w:t>Дата выдачи задания:  _______________</w:t>
       </w:r>
     </w:p>
     <w:p>
       <w:pPr>
+        <w:tabs>
+          <w:tab w:val="center" w:pos="4535"/>
+        </w:tabs>
         <w:spacing w:after="120" w:line="360" w:lineRule="auto"/>
         <w:jc w:val="both"/>
       </w:pPr>
@@ -866,6 +877,12 @@
         </w:rPr>
         <w:t>Дата сдачи: _______________</w:t>
       </w:r>
+      <w:r>
+        <w:rPr>
+          <w:color w:val="000000"/>
+        </w:rPr>
+        <w:tab/>
+      </w:r>
     </w:p>
     <w:p/>
     <w:p>
@@ -1093,12 +1110,21 @@
         </w:rPr>
         <w:tab/>
       </w:r>
+      <w:proofErr w:type="spellStart"/>
       <w:r>
         <w:rPr>
           <w:color w:val="000000"/>
           <w:lang w:val="ru-RU"/>
         </w:rPr>
-        <w:t>Заславский М.М.</w:t>
+        <w:t>Заславский</w:t>
+      </w:r>
+      <w:proofErr w:type="spellEnd"/>
+      <w:r>
+        <w:rPr>
+          <w:color w:val="000000"/>
+          <w:lang w:val="ru-RU"/>
+        </w:rPr>
+        <w:t xml:space="preserve"> М.М.</w:t>
       </w:r>
     </w:p>
     <w:p>
@@ -1229,6 +1255,7 @@
     <w:p>
       <w:pPr>
         <w:spacing w:after="60"/>
+        <w:jc w:val="both"/>
       </w:pPr>
       <w:r>
         <w:rPr>
@@ -1240,6 +1267,7 @@
     <w:p>
       <w:pPr>
         <w:spacing w:after="60"/>
+        <w:jc w:val="both"/>
       </w:pPr>
       <w:r>
         <w:rPr>
@@ -1251,6 +1279,7 @@
     <w:p>
       <w:pPr>
         <w:spacing w:after="60"/>
+        <w:jc w:val="both"/>
       </w:pPr>
       <w:r>
         <w:rPr>
@@ -1262,6 +1291,7 @@
     <w:p>
       <w:pPr>
         <w:spacing w:after="60"/>
+        <w:jc w:val="both"/>
       </w:pPr>
       <w:r>
         <w:rPr>
@@ -1273,6 +1303,7 @@
     <w:p>
       <w:pPr>
         <w:spacing w:after="60"/>
+        <w:jc w:val="both"/>
       </w:pPr>
       <w:r>
         <w:rPr>
@@ -1284,6 +1315,7 @@
     <w:p>
       <w:pPr>
         <w:spacing w:after="60"/>
+        <w:jc w:val="both"/>
       </w:pPr>
       <w:r>
         <w:rPr>
@@ -1295,6 +1327,7 @@
     <w:p>
       <w:pPr>
         <w:spacing w:after="60"/>
+        <w:jc w:val="both"/>
       </w:pPr>
       <w:r>
         <w:rPr>
@@ -1306,6 +1339,7 @@
     <w:p>
       <w:pPr>
         <w:spacing w:after="60"/>
+        <w:jc w:val="both"/>
       </w:pPr>
       <w:r>
         <w:rPr>
@@ -1317,6 +1351,7 @@
     <w:p>
       <w:pPr>
         <w:spacing w:after="60"/>
+        <w:jc w:val="both"/>
       </w:pPr>
       <w:r>
         <w:rPr>
@@ -1328,6 +1363,7 @@
     <w:p>
       <w:pPr>
         <w:spacing w:after="60"/>
+        <w:jc w:val="both"/>
       </w:pPr>
       <w:r>
         <w:rPr>
@@ -1339,6 +1375,7 @@
     <w:p>
       <w:pPr>
         <w:spacing w:after="60"/>
+        <w:jc w:val="both"/>
       </w:pPr>
       <w:r>
         <w:rPr>
@@ -1350,6 +1387,7 @@
     <w:p>
       <w:pPr>
         <w:spacing w:after="60"/>
+        <w:jc w:val="both"/>
       </w:pPr>
       <w:r>
         <w:rPr>
@@ -1361,6 +1399,7 @@
     <w:p>
       <w:pPr>
         <w:spacing w:after="60"/>
+        <w:jc w:val="both"/>
       </w:pPr>
       <w:r>
         <w:rPr>
@@ -1372,6 +1411,7 @@
     <w:p>
       <w:pPr>
         <w:spacing w:after="60"/>
+        <w:jc w:val="both"/>
       </w:pPr>
       <w:r>
         <w:rPr>
@@ -1383,6 +1423,7 @@
     <w:p>
       <w:pPr>
         <w:spacing w:after="60"/>
+        <w:jc w:val="both"/>
       </w:pPr>
       <w:r>
         <w:rPr>
@@ -1394,6 +1435,7 @@
     <w:p>
       <w:pPr>
         <w:spacing w:after="60"/>
+        <w:jc w:val="both"/>
       </w:pPr>
       <w:r>
         <w:rPr>
@@ -1405,6 +1447,7 @@
     <w:p>
       <w:pPr>
         <w:spacing w:after="60"/>
+        <w:jc w:val="both"/>
       </w:pPr>
       <w:r>
         <w:rPr>
@@ -1416,6 +1459,7 @@
     <w:p>
       <w:pPr>
         <w:spacing w:after="60"/>
+        <w:jc w:val="both"/>
       </w:pPr>
       <w:r>
         <w:rPr>
@@ -1427,6 +1471,7 @@
     <w:p>
       <w:pPr>
         <w:spacing w:after="60"/>
+        <w:jc w:val="both"/>
       </w:pPr>
       <w:r>
         <w:rPr>
@@ -1438,6 +1483,7 @@
     <w:p>
       <w:pPr>
         <w:spacing w:after="60"/>
+        <w:jc w:val="both"/>
       </w:pPr>
       <w:r>
         <w:rPr>
@@ -1449,6 +1495,7 @@
     <w:p>
       <w:pPr>
         <w:spacing w:after="60"/>
+        <w:jc w:val="both"/>
       </w:pPr>
       <w:r>
         <w:rPr>
@@ -1460,6 +1507,7 @@
     <w:p>
       <w:pPr>
         <w:spacing w:after="60"/>
+        <w:jc w:val="both"/>
       </w:pPr>
       <w:r>
         <w:rPr>
@@ -1471,6 +1519,10 @@
     <w:p>
       <w:pPr>
         <w:spacing w:after="60"/>
+        <w:jc w:val="both"/>
+        <w:rPr>
+          <w:color w:val="000000"/>
+        </w:rPr>
       </w:pPr>
       <w:r>
         <w:rPr>
@@ -1482,26 +1534,31 @@
     <w:p>
       <w:pPr>
         <w:spacing w:after="60"/>
-      </w:pPr>
-      <w:r>
-        <w:rPr>
-          <w:color w:val="000000"/>
-        </w:rPr>
-        <w:t>7. Приложения</w:t>
+        <w:jc w:val="both"/>
+      </w:pPr>
+      <w:r>
+        <w:rPr>
+          <w:color w:val="000000"/>
+        </w:rPr>
+        <w:t>Литература</w:t>
       </w:r>
     </w:p>
     <w:p>
       <w:pPr>
         <w:spacing w:after="60"/>
-      </w:pPr>
-      <w:r>
-        <w:rPr>
-          <w:color w:val="000000"/>
-        </w:rPr>
-        <w:t>8. Литература</w:t>
-      </w:r>
-    </w:p>
-    <w:p>
+        <w:jc w:val="both"/>
+      </w:pPr>
+      <w:r>
+        <w:rPr>
+          <w:color w:val="000000"/>
+        </w:rPr>
+        <w:t>Приложения</w:t>
+      </w:r>
+    </w:p>
+    <w:p>
+      <w:pPr>
+        <w:jc w:val="both"/>
+      </w:pPr>
       <w:r>
         <w:br w:type="page"/>
       </w:r>
@@ -1579,6 +1636,7 @@
           <w:numId w:val="2"/>
         </w:numPr>
         <w:spacing w:after="80"/>
+        <w:jc w:val="both"/>
       </w:pPr>
       <w:r>
         <w:rPr>
@@ -1595,6 +1653,7 @@
           <w:numId w:val="2"/>
         </w:numPr>
         <w:spacing w:after="80"/>
+        <w:jc w:val="both"/>
       </w:pPr>
       <w:r>
         <w:rPr>
@@ -1611,6 +1670,7 @@
           <w:numId w:val="2"/>
         </w:numPr>
         <w:spacing w:after="80"/>
+        <w:jc w:val="both"/>
       </w:pPr>
       <w:r>
         <w:rPr>
@@ -1627,6 +1687,7 @@
           <w:numId w:val="2"/>
         </w:numPr>
         <w:spacing w:after="80"/>
+        <w:jc w:val="both"/>
       </w:pPr>
       <w:r>
         <w:rPr>
@@ -1643,6 +1704,7 @@
           <w:numId w:val="2"/>
         </w:numPr>
         <w:spacing w:after="80"/>
+        <w:jc w:val="both"/>
       </w:pPr>
       <w:r>
         <w:rPr>
@@ -1659,6 +1721,7 @@
           <w:numId w:val="2"/>
         </w:numPr>
         <w:spacing w:after="80"/>
+        <w:jc w:val="both"/>
       </w:pPr>
       <w:r>
         <w:rPr>
@@ -1675,6 +1738,7 @@
           <w:numId w:val="2"/>
         </w:numPr>
         <w:spacing w:after="80"/>
+        <w:jc w:val="both"/>
       </w:pPr>
       <w:r>
         <w:rPr>
@@ -1691,6 +1755,7 @@
           <w:numId w:val="2"/>
         </w:numPr>
         <w:spacing w:after="80"/>
+        <w:jc w:val="both"/>
       </w:pPr>
       <w:r>
         <w:rPr>
@@ -1754,138 +1819,53 @@
         <w:spacing w:after="120" w:line="360" w:lineRule="auto"/>
         <w:ind w:firstLine="720"/>
         <w:jc w:val="both"/>
-      </w:pPr>
-      <w:r>
-        <w:rPr>
-          <w:color w:val="000000"/>
-        </w:rPr>
-        <w:t>К разрабатываемой системе предъявляются следующие качественные требования:</w:t>
-      </w:r>
-    </w:p>
-    <w:p>
-      <w:pPr>
-        <w:pStyle w:val="a4"/>
-        <w:numPr>
-          <w:ilvl w:val="0"/>
-          <w:numId w:val="2"/>
-        </w:numPr>
-        <w:spacing w:after="80"/>
-      </w:pPr>
-      <w:r>
-        <w:rPr>
-          <w:color w:val="000000"/>
-        </w:rPr>
-        <w:t>Корректность: система принимает решение о допуске на основе актуальных политик доступа, расписания и статуса пользователя.</w:t>
-      </w:r>
-    </w:p>
-    <w:p>
-      <w:pPr>
-        <w:pStyle w:val="a4"/>
-        <w:numPr>
-          <w:ilvl w:val="0"/>
-          <w:numId w:val="2"/>
-        </w:numPr>
-        <w:spacing w:after="80"/>
-      </w:pPr>
-      <w:r>
-        <w:rPr>
-          <w:color w:val="000000"/>
-        </w:rPr>
-        <w:t>Производительность: проверка доступа должна выполняться за минимальное число обращений к базе данных.</w:t>
-      </w:r>
-    </w:p>
-    <w:p>
-      <w:pPr>
-        <w:pStyle w:val="a4"/>
-        <w:numPr>
-          <w:ilvl w:val="0"/>
-          <w:numId w:val="2"/>
-        </w:numPr>
-        <w:spacing w:after="80"/>
-      </w:pPr>
-      <w:r>
-        <w:rPr>
-          <w:color w:val="000000"/>
-        </w:rPr>
-        <w:t>Масштабируемость: архитектура должна выдерживать рост числа событий прохода без деградации производительности чтения.</w:t>
-      </w:r>
-    </w:p>
-    <w:p>
-      <w:pPr>
-        <w:pStyle w:val="a4"/>
-        <w:numPr>
-          <w:ilvl w:val="0"/>
-          <w:numId w:val="2"/>
-        </w:numPr>
-        <w:spacing w:after="80"/>
-      </w:pPr>
-      <w:r>
-        <w:rPr>
-          <w:color w:val="000000"/>
-        </w:rPr>
-        <w:t>Историческая корректность: журнал событий сохраняет имена пользователей, зон и устройств на момент события, независимо от последующих изменений.</w:t>
-      </w:r>
-    </w:p>
-    <w:p>
-      <w:pPr>
-        <w:pStyle w:val="a4"/>
-        <w:numPr>
-          <w:ilvl w:val="0"/>
-          <w:numId w:val="2"/>
-        </w:numPr>
-        <w:spacing w:after="80"/>
-      </w:pPr>
-      <w:r>
-        <w:rPr>
-          <w:color w:val="000000"/>
-        </w:rPr>
-        <w:t>Удобство аудита: фильтрация событий по пользователю, зоне, времени и результату доступна из веб-интерфейса.</w:t>
-      </w:r>
-    </w:p>
-    <w:p>
-      <w:pPr>
-        <w:pStyle w:val="a4"/>
-        <w:numPr>
-          <w:ilvl w:val="0"/>
-          <w:numId w:val="2"/>
-        </w:numPr>
-        <w:spacing w:after="80"/>
-      </w:pPr>
-      <w:r>
-        <w:rPr>
-          <w:color w:val="000000"/>
-        </w:rPr>
-        <w:t>Воспроизводимость: приложение разворачивается командой docker compose up без дополнительных шагов.</w:t>
-      </w:r>
-    </w:p>
-    <w:p>
-      <w:pPr>
-        <w:pStyle w:val="a4"/>
-        <w:numPr>
-          <w:ilvl w:val="0"/>
-          <w:numId w:val="2"/>
-        </w:numPr>
-        <w:spacing w:after="80"/>
-      </w:pPr>
-      <w:r>
-        <w:rPr>
-          <w:color w:val="000000"/>
-        </w:rPr>
-        <w:t>Нейтральность данных: все тестовые данные синтетические, не содержат персональной информации реальных людей.</w:t>
-      </w:r>
-    </w:p>
-    <w:p/>
+        <w:rPr>
+          <w:color w:val="000000"/>
+        </w:rPr>
+      </w:pPr>
+      <w:r>
+        <w:rPr>
+          <w:color w:val="000000"/>
+        </w:rPr>
+        <w:t xml:space="preserve">Система должна принимать решение о допуске на основе актуальных политик, расписания и статуса пользователя. Количество обращений к базе данных при проверке доступа должно быть минимальным. Журнал событий должен сохранять данные о пользователе, зоне и устройстве на момент прохода </w:t>
+      </w:r>
+      <w:r>
+        <w:rPr>
+          <w:color w:val="000000"/>
+          <w:lang w:val="ru-RU"/>
+        </w:rPr>
+        <w:t>-</w:t>
+      </w:r>
+      <w:r>
+        <w:rPr>
+          <w:color w:val="000000"/>
+        </w:rPr>
+        <w:t xml:space="preserve"> вне зависимости от последующих изменений в системе. Поиск и фильтрация по журналу должны быть доступны через веб-интерфейс. Приложение должно запускаться командой</w:t>
+      </w:r>
+      <w:r>
+        <w:t> docker compose up </w:t>
+      </w:r>
+      <w:r>
+        <w:rPr>
+          <w:color w:val="000000"/>
+        </w:rPr>
+        <w:t>без дополнительной настройки. Тестовые данные должны быть синтетическими и не содержать персональной информации реальных людей.</w:t>
+      </w:r>
+    </w:p>
     <w:p>
       <w:pPr>
         <w:spacing w:after="120" w:line="360" w:lineRule="auto"/>
         <w:ind w:firstLine="720"/>
         <w:jc w:val="both"/>
-      </w:pPr>
-      <w:r>
-        <w:rPr>
-          <w:color w:val="000000"/>
-        </w:rPr>
-        <w:t>Вывод о преобладающих операциях. Система имеет ярко выраженный дисбаланс в пользу операций чтения: каждый проход порождает одну запись в журнал (операция записи), но при этом требует нескольких операций чтения — профиля пользователя, устройства, политик доступа. Аналитика и аудит также полностью опираются на чтение. Таким образом, операции чтения существенно преобладают над операциями записи.</w:t>
+        <w:rPr>
+          <w:color w:val="000000"/>
+        </w:rPr>
+      </w:pPr>
+      <w:r>
+        <w:rPr>
+          <w:color w:val="000000"/>
+        </w:rPr>
+        <w:t>Поскольку каждый проход порождает одну запись, но требует нескольких операций чтения (профиль пользователя, устройство, политики), а аналитика и аудит целиком основаны на чтении, в системе преобладают операции чтения над операциями записи.</w:t>
       </w:r>
     </w:p>
     <w:p>
@@ -2032,6 +2012,7 @@
           <w:numId w:val="2"/>
         </w:numPr>
         <w:spacing w:after="80"/>
+        <w:jc w:val="both"/>
       </w:pPr>
       <w:r>
         <w:rPr>
@@ -2048,6 +2029,7 @@
           <w:numId w:val="2"/>
         </w:numPr>
         <w:spacing w:after="80"/>
+        <w:jc w:val="both"/>
       </w:pPr>
       <w:r>
         <w:rPr>
@@ -2064,6 +2046,7 @@
           <w:numId w:val="2"/>
         </w:numPr>
         <w:spacing w:after="80"/>
+        <w:jc w:val="both"/>
       </w:pPr>
       <w:r>
         <w:rPr>
@@ -2081,6 +2064,7 @@
           <w:numId w:val="2"/>
         </w:numPr>
         <w:spacing w:after="80"/>
+        <w:jc w:val="both"/>
       </w:pPr>
       <w:r>
         <w:rPr>
@@ -2097,6 +2081,7 @@
           <w:numId w:val="2"/>
         </w:numPr>
         <w:spacing w:after="80"/>
+        <w:jc w:val="both"/>
       </w:pPr>
       <w:r>
         <w:rPr>
@@ -2113,6 +2098,7 @@
           <w:numId w:val="2"/>
         </w:numPr>
         <w:spacing w:after="80"/>
+        <w:jc w:val="both"/>
       </w:pPr>
       <w:r>
         <w:rPr>
@@ -2129,6 +2115,7 @@
           <w:numId w:val="2"/>
         </w:numPr>
         <w:spacing w:after="80"/>
+        <w:jc w:val="both"/>
       </w:pPr>
       <w:r>
         <w:rPr>
@@ -2145,6 +2132,7 @@
           <w:numId w:val="2"/>
         </w:numPr>
         <w:spacing w:after="80"/>
+        <w:jc w:val="both"/>
       </w:pPr>
       <w:r>
         <w:rPr>
@@ -2161,6 +2149,7 @@
           <w:numId w:val="2"/>
         </w:numPr>
         <w:spacing w:after="80"/>
+        <w:jc w:val="both"/>
       </w:pPr>
       <w:r>
         <w:rPr>
@@ -2177,6 +2166,7 @@
           <w:numId w:val="2"/>
         </w:numPr>
         <w:spacing w:after="80"/>
+        <w:jc w:val="both"/>
       </w:pPr>
       <w:r>
         <w:rPr>
@@ -2193,6 +2183,7 @@
           <w:numId w:val="2"/>
         </w:numPr>
         <w:spacing w:after="80"/>
+        <w:jc w:val="both"/>
       </w:pPr>
       <w:r>
         <w:rPr>
@@ -2243,6 +2234,7 @@
           <w:numId w:val="3"/>
         </w:numPr>
         <w:spacing w:after="80"/>
+        <w:jc w:val="both"/>
       </w:pPr>
       <w:r>
         <w:rPr>
@@ -2259,6 +2251,7 @@
           <w:numId w:val="3"/>
         </w:numPr>
         <w:spacing w:after="80"/>
+        <w:jc w:val="both"/>
       </w:pPr>
       <w:r>
         <w:rPr>
@@ -2275,6 +2268,7 @@
           <w:numId w:val="3"/>
         </w:numPr>
         <w:spacing w:after="80"/>
+        <w:jc w:val="both"/>
       </w:pPr>
       <w:r>
         <w:rPr>
@@ -2291,6 +2285,7 @@
           <w:numId w:val="3"/>
         </w:numPr>
         <w:spacing w:after="80"/>
+        <w:jc w:val="both"/>
       </w:pPr>
       <w:r>
         <w:rPr>
@@ -2307,6 +2302,7 @@
           <w:numId w:val="3"/>
         </w:numPr>
         <w:spacing w:after="80"/>
+        <w:jc w:val="both"/>
       </w:pPr>
       <w:r>
         <w:rPr>
@@ -2507,6 +2503,7 @@
           <w:numId w:val="4"/>
         </w:numPr>
         <w:spacing w:after="80"/>
+        <w:jc w:val="both"/>
       </w:pPr>
       <w:r>
         <w:rPr>
@@ -2523,6 +2520,7 @@
           <w:numId w:val="4"/>
         </w:numPr>
         <w:spacing w:after="80"/>
+        <w:jc w:val="both"/>
       </w:pPr>
       <w:r>
         <w:rPr>
@@ -2539,6 +2537,7 @@
           <w:numId w:val="4"/>
         </w:numPr>
         <w:spacing w:after="80"/>
+        <w:jc w:val="both"/>
       </w:pPr>
       <w:r>
         <w:rPr>
@@ -2555,6 +2554,7 @@
           <w:numId w:val="4"/>
         </w:numPr>
         <w:spacing w:after="80"/>
+        <w:jc w:val="both"/>
       </w:pPr>
       <w:r>
         <w:rPr>
@@ -2572,6 +2572,7 @@
           <w:numId w:val="4"/>
         </w:numPr>
         <w:spacing w:after="80"/>
+        <w:jc w:val="both"/>
       </w:pPr>
       <w:r>
         <w:rPr>
@@ -2588,6 +2589,7 @@
           <w:numId w:val="4"/>
         </w:numPr>
         <w:spacing w:after="80"/>
+        <w:jc w:val="both"/>
       </w:pPr>
       <w:r>
         <w:rPr>
@@ -2612,6 +2614,7 @@
     <w:p>
       <w:pPr>
         <w:pStyle w:val="2"/>
+        <w:jc w:val="both"/>
       </w:pPr>
       <w:r>
         <w:t>3.4 Сценарий 3: Поиск и аудит событий (MVP)</w:t>
@@ -2651,6 +2654,7 @@
           <w:numId w:val="5"/>
         </w:numPr>
         <w:spacing w:after="80"/>
+        <w:jc w:val="both"/>
       </w:pPr>
       <w:r>
         <w:rPr>
@@ -2667,6 +2671,7 @@
           <w:numId w:val="5"/>
         </w:numPr>
         <w:spacing w:after="80"/>
+        <w:jc w:val="both"/>
       </w:pPr>
       <w:r>
         <w:rPr>
@@ -2683,6 +2688,7 @@
           <w:numId w:val="5"/>
         </w:numPr>
         <w:spacing w:after="80"/>
+        <w:jc w:val="both"/>
       </w:pPr>
       <w:r>
         <w:rPr>
@@ -2699,6 +2705,7 @@
           <w:numId w:val="5"/>
         </w:numPr>
         <w:spacing w:after="80"/>
+        <w:jc w:val="both"/>
       </w:pPr>
       <w:r>
         <w:rPr>
@@ -2824,6 +2831,7 @@
           <w:numId w:val="6"/>
         </w:numPr>
         <w:spacing w:after="80"/>
+        <w:jc w:val="both"/>
       </w:pPr>
       <w:r>
         <w:rPr>
@@ -2840,6 +2848,7 @@
           <w:numId w:val="6"/>
         </w:numPr>
         <w:spacing w:after="80"/>
+        <w:jc w:val="both"/>
       </w:pPr>
       <w:r>
         <w:rPr>
@@ -2856,6 +2865,7 @@
           <w:numId w:val="6"/>
         </w:numPr>
         <w:spacing w:after="80"/>
+        <w:jc w:val="both"/>
       </w:pPr>
       <w:r>
         <w:rPr>
@@ -2885,6 +2895,7 @@
           <w:numId w:val="6"/>
         </w:numPr>
         <w:spacing w:after="80"/>
+        <w:jc w:val="both"/>
       </w:pPr>
       <w:r>
         <w:rPr>
@@ -2901,6 +2912,7 @@
           <w:numId w:val="6"/>
         </w:numPr>
         <w:spacing w:after="80"/>
+        <w:jc w:val="both"/>
       </w:pPr>
       <w:r>
         <w:rPr>
@@ -2917,6 +2929,7 @@
           <w:numId w:val="6"/>
         </w:numPr>
         <w:spacing w:after="80"/>
+        <w:jc w:val="both"/>
       </w:pPr>
       <w:r>
         <w:rPr>
@@ -2933,6 +2946,7 @@
           <w:numId w:val="6"/>
         </w:numPr>
         <w:spacing w:after="80"/>
+        <w:jc w:val="both"/>
       </w:pPr>
       <w:r>
         <w:rPr>
@@ -2957,6 +2971,7 @@
     <w:p>
       <w:pPr>
         <w:pStyle w:val="2"/>
+        <w:jc w:val="both"/>
       </w:pPr>
       <w:r>
         <w:t>3.6 Сценарий 5: Кастомизируемая аналитика</w:t>
@@ -2992,6 +3007,7 @@
       <w:pPr>
         <w:spacing w:after="80"/>
         <w:ind w:left="360"/>
+        <w:jc w:val="both"/>
       </w:pPr>
       <w:r>
         <w:rPr>
@@ -3022,6 +3038,7 @@
           <w:numId w:val="6"/>
         </w:numPr>
         <w:spacing w:after="80"/>
+        <w:jc w:val="both"/>
       </w:pPr>
       <w:r>
         <w:rPr>
@@ -3038,6 +3055,7 @@
           <w:numId w:val="6"/>
         </w:numPr>
         <w:spacing w:after="80"/>
+        <w:jc w:val="both"/>
       </w:pPr>
       <w:r>
         <w:rPr>
@@ -3054,6 +3072,7 @@
           <w:numId w:val="6"/>
         </w:numPr>
         <w:spacing w:after="80"/>
+        <w:jc w:val="both"/>
       </w:pPr>
       <w:r>
         <w:rPr>
@@ -3937,6 +3956,7 @@
     <w:p>
       <w:pPr>
         <w:pStyle w:val="3"/>
+        <w:jc w:val="both"/>
       </w:pPr>
       <w:r>
         <w:t>4.1.3 Оценка объёма информации</w:t>
@@ -3958,6 +3978,7 @@
     <w:p>
       <w:pPr>
         <w:ind w:left="720"/>
+        <w:jc w:val="both"/>
       </w:pPr>
       <w:r>
         <w:rPr>
@@ -3985,6 +4006,7 @@
     <w:p>
       <w:pPr>
         <w:ind w:left="720"/>
+        <w:jc w:val="both"/>
       </w:pPr>
       <w:r>
         <w:rPr>
@@ -3999,6 +4021,7 @@
     <w:p>
       <w:pPr>
         <w:ind w:left="720"/>
+        <w:jc w:val="both"/>
       </w:pPr>
       <w:r>
         <w:rPr>
@@ -4013,6 +4036,7 @@
     <w:p>
       <w:pPr>
         <w:ind w:left="720"/>
+        <w:jc w:val="both"/>
       </w:pPr>
       <w:r>
         <w:rPr>
@@ -4179,6 +4203,7 @@
     <w:p>
       <w:pPr>
         <w:ind w:left="720"/>
+        <w:jc w:val="both"/>
       </w:pPr>
       <w:r>
         <w:rPr>
@@ -4193,6 +4218,7 @@
     <w:p>
       <w:pPr>
         <w:ind w:left="720"/>
+        <w:jc w:val="both"/>
       </w:pPr>
       <w:r>
         <w:rPr>
@@ -4207,6 +4233,7 @@
     <w:p>
       <w:pPr>
         <w:ind w:left="720"/>
+        <w:jc w:val="both"/>
       </w:pPr>
       <w:r>
         <w:rPr>
@@ -4221,6 +4248,7 @@
     <w:p>
       <w:pPr>
         <w:ind w:left="720"/>
+        <w:jc w:val="both"/>
       </w:pPr>
       <w:r>
         <w:rPr>
@@ -4235,6 +4263,7 @@
     <w:p>
       <w:pPr>
         <w:ind w:left="720"/>
+        <w:jc w:val="both"/>
       </w:pPr>
       <w:r>
         <w:rPr>
@@ -4249,6 +4278,7 @@
     <w:p>
       <w:pPr>
         <w:ind w:left="720"/>
+        <w:jc w:val="both"/>
       </w:pPr>
       <w:r>
         <w:rPr>
@@ -4263,6 +4293,7 @@
     <w:p>
       <w:pPr>
         <w:ind w:left="720"/>
+        <w:jc w:val="both"/>
       </w:pPr>
       <w:r>
         <w:rPr>
@@ -4277,6 +4308,7 @@
     <w:p>
       <w:pPr>
         <w:ind w:left="720"/>
+        <w:jc w:val="both"/>
       </w:pPr>
       <w:r>
         <w:rPr>
@@ -4291,6 +4323,7 @@
     <w:p>
       <w:pPr>
         <w:ind w:left="720"/>
+        <w:jc w:val="both"/>
       </w:pPr>
       <w:r>
         <w:rPr>
@@ -4305,6 +4338,7 @@
     <w:p>
       <w:pPr>
         <w:ind w:left="720"/>
+        <w:jc w:val="both"/>
       </w:pPr>
       <w:r>
         <w:rPr>
@@ -4375,6 +4409,7 @@
     <w:p>
       <w:pPr>
         <w:ind w:left="720"/>
+        <w:jc w:val="both"/>
       </w:pPr>
       <w:r>
         <w:rPr>
@@ -4389,6 +4424,7 @@
     <w:p>
       <w:pPr>
         <w:ind w:left="720"/>
+        <w:jc w:val="both"/>
       </w:pPr>
       <w:r>
         <w:rPr>
@@ -4403,6 +4439,7 @@
     <w:p>
       <w:pPr>
         <w:ind w:left="720"/>
+        <w:jc w:val="both"/>
       </w:pPr>
       <w:r>
         <w:rPr>
@@ -4417,6 +4454,7 @@
     <w:p>
       <w:pPr>
         <w:ind w:left="720"/>
+        <w:jc w:val="both"/>
       </w:pPr>
       <w:r>
         <w:rPr>
@@ -4431,6 +4469,7 @@
     <w:p>
       <w:pPr>
         <w:ind w:left="720"/>
+        <w:jc w:val="both"/>
       </w:pPr>
       <w:r>
         <w:rPr>
@@ -4445,6 +4484,7 @@
     <w:p>
       <w:pPr>
         <w:ind w:left="720"/>
+        <w:jc w:val="both"/>
       </w:pPr>
       <w:r>
         <w:rPr>
@@ -4459,6 +4499,7 @@
     <w:p>
       <w:pPr>
         <w:ind w:left="720"/>
+        <w:jc w:val="both"/>
       </w:pPr>
       <w:r>
         <w:rPr>
@@ -4473,6 +4514,7 @@
     <w:p>
       <w:pPr>
         <w:ind w:left="720"/>
+        <w:jc w:val="both"/>
       </w:pPr>
       <w:r>
         <w:rPr>
@@ -4487,6 +4529,7 @@
     <w:p>
       <w:pPr>
         <w:ind w:left="720"/>
+        <w:jc w:val="both"/>
       </w:pPr>
       <w:r>
         <w:rPr>
@@ -4501,6 +4544,7 @@
     <w:p>
       <w:pPr>
         <w:ind w:left="720"/>
+        <w:jc w:val="both"/>
       </w:pPr>
       <w:r>
         <w:rPr>
@@ -4515,6 +4559,7 @@
     <w:p>
       <w:pPr>
         <w:ind w:left="720"/>
+        <w:jc w:val="both"/>
       </w:pPr>
       <w:r>
         <w:rPr>
@@ -4529,6 +4574,7 @@
     <w:p>
       <w:pPr>
         <w:ind w:left="720"/>
+        <w:jc w:val="both"/>
       </w:pPr>
       <w:r>
         <w:rPr>
@@ -8246,6 +8292,9 @@
       </w:r>
     </w:p>
     <w:p>
+      <w:pPr>
+        <w:jc w:val="both"/>
+      </w:pPr>
       <w:r>
         <w:br w:type="page"/>
       </w:r>
@@ -10255,6 +10304,7 @@
           <w:numId w:val="2"/>
         </w:numPr>
         <w:spacing w:after="80"/>
+        <w:jc w:val="both"/>
       </w:pPr>
       <w:r>
         <w:rPr>
@@ -10271,6 +10321,7 @@
           <w:numId w:val="2"/>
         </w:numPr>
         <w:spacing w:after="80"/>
+        <w:jc w:val="both"/>
       </w:pPr>
       <w:r>
         <w:rPr>
@@ -10287,6 +10338,7 @@
           <w:numId w:val="2"/>
         </w:numPr>
         <w:spacing w:after="80"/>
+        <w:jc w:val="both"/>
       </w:pPr>
       <w:r>
         <w:rPr>
@@ -10303,6 +10355,7 @@
           <w:numId w:val="2"/>
         </w:numPr>
         <w:spacing w:after="80"/>
+        <w:jc w:val="both"/>
       </w:pPr>
       <w:r>
         <w:rPr>
@@ -10319,6 +10372,7 @@
           <w:numId w:val="2"/>
         </w:numPr>
         <w:spacing w:after="80"/>
+        <w:jc w:val="both"/>
       </w:pPr>
       <w:r>
         <w:rPr>
@@ -10335,6 +10389,7 @@
           <w:numId w:val="2"/>
         </w:numPr>
         <w:spacing w:after="80"/>
+        <w:jc w:val="both"/>
       </w:pPr>
       <w:r>
         <w:rPr>
@@ -10351,6 +10406,7 @@
           <w:numId w:val="2"/>
         </w:numPr>
         <w:spacing w:after="80"/>
+        <w:jc w:val="both"/>
       </w:pPr>
       <w:r>
         <w:rPr>
@@ -10414,7 +10470,167 @@
       </w:pPr>
       <w:r>
         <w:lastRenderedPageBreak/>
-        <w:t>7. ПРИЛОЖЕНИЯ</w:t>
+        <w:t>ЛИТЕРАТУРА</w:t>
+      </w:r>
+    </w:p>
+    <w:p>
+      <w:pPr>
+        <w:spacing w:after="120"/>
+        <w:ind w:left="720" w:hanging="720"/>
+      </w:pPr>
+      <w:r>
+        <w:rPr>
+          <w:color w:val="000000"/>
+        </w:rPr>
+        <w:t>1. Официальная документация MongoDB. — URL: https://www.mongodb.com/docs/</w:t>
+      </w:r>
+    </w:p>
+    <w:p>
+      <w:pPr>
+        <w:spacing w:after="120"/>
+        <w:ind w:left="720" w:hanging="720"/>
+      </w:pPr>
+      <w:r>
+        <w:rPr>
+          <w:color w:val="000000"/>
+        </w:rPr>
+        <w:t>2. Документация FastAPI. — URL: https://fastapi.tiangolo.com/</w:t>
+      </w:r>
+    </w:p>
+    <w:p>
+      <w:pPr>
+        <w:spacing w:after="120"/>
+        <w:ind w:left="720" w:hanging="720"/>
+      </w:pPr>
+      <w:r>
+        <w:rPr>
+          <w:color w:val="000000"/>
+        </w:rPr>
+        <w:t>3. Документация PyMongo / Motor. — URL: https://pymongo.readthedocs.io/</w:t>
+      </w:r>
+    </w:p>
+    <w:p>
+      <w:pPr>
+        <w:spacing w:after="120"/>
+        <w:ind w:left="720" w:hanging="720"/>
+      </w:pPr>
+      <w:r>
+        <w:rPr>
+          <w:color w:val="000000"/>
+        </w:rPr>
+        <w:t>4. Документация Docker Compose. — URL: https://docs.docker.com/compose/</w:t>
+      </w:r>
+    </w:p>
+    <w:p>
+      <w:pPr>
+        <w:spacing w:after="120"/>
+        <w:ind w:left="720" w:hanging="720"/>
+      </w:pPr>
+      <w:r>
+        <w:rPr>
+          <w:color w:val="000000"/>
+        </w:rPr>
+        <w:t>5. Репозиторий проекта. — URL: https://github.com/moevm/nsql1h26-bio</w:t>
+      </w:r>
+    </w:p>
+    <w:p>
+      <w:pPr>
+        <w:pStyle w:val="1"/>
+        <w:jc w:val="center"/>
+      </w:pPr>
+    </w:p>
+    <w:p>
+      <w:pPr>
+        <w:pStyle w:val="1"/>
+        <w:jc w:val="center"/>
+      </w:pPr>
+    </w:p>
+    <w:p>
+      <w:pPr>
+        <w:pStyle w:val="1"/>
+        <w:jc w:val="center"/>
+      </w:pPr>
+    </w:p>
+    <w:p>
+      <w:pPr>
+        <w:pStyle w:val="1"/>
+        <w:jc w:val="center"/>
+      </w:pPr>
+    </w:p>
+    <w:p>
+      <w:pPr>
+        <w:pStyle w:val="1"/>
+        <w:jc w:val="center"/>
+      </w:pPr>
+    </w:p>
+    <w:p>
+      <w:pPr>
+        <w:pStyle w:val="1"/>
+        <w:jc w:val="center"/>
+      </w:pPr>
+    </w:p>
+    <w:p>
+      <w:pPr>
+        <w:pStyle w:val="1"/>
+        <w:jc w:val="center"/>
+      </w:pPr>
+    </w:p>
+    <w:p>
+      <w:pPr>
+        <w:pStyle w:val="1"/>
+        <w:jc w:val="center"/>
+      </w:pPr>
+    </w:p>
+    <w:p>
+      <w:pPr>
+        <w:pStyle w:val="1"/>
+        <w:jc w:val="center"/>
+      </w:pPr>
+    </w:p>
+    <w:p>
+      <w:pPr>
+        <w:pStyle w:val="1"/>
+        <w:jc w:val="center"/>
+      </w:pPr>
+    </w:p>
+    <w:p>
+      <w:pPr>
+        <w:pStyle w:val="1"/>
+        <w:jc w:val="center"/>
+      </w:pPr>
+    </w:p>
+    <w:p>
+      <w:pPr>
+        <w:pStyle w:val="1"/>
+        <w:jc w:val="center"/>
+      </w:pPr>
+    </w:p>
+    <w:p>
+      <w:pPr>
+        <w:pStyle w:val="1"/>
+        <w:jc w:val="center"/>
+      </w:pPr>
+    </w:p>
+    <w:p>
+      <w:pPr>
+        <w:pStyle w:val="1"/>
+        <w:jc w:val="center"/>
+      </w:pPr>
+    </w:p>
+    <w:p>
+      <w:pPr>
+        <w:pStyle w:val="1"/>
+        <w:jc w:val="center"/>
+      </w:pPr>
+    </w:p>
+    <w:p>
+      <w:pPr>
+        <w:pStyle w:val="1"/>
+        <w:jc w:val="center"/>
+      </w:pPr>
+      <w:r>
+        <w:lastRenderedPageBreak/>
+        <w:t>ПРИЛОЖЕНИЯ</w:t>
       </w:r>
     </w:p>
     <w:p>
@@ -11022,6 +11238,7 @@
           <w:numId w:val="6"/>
         </w:numPr>
         <w:spacing w:after="80"/>
+        <w:jc w:val="both"/>
       </w:pPr>
       <w:r>
         <w:rPr>
@@ -11038,6 +11255,7 @@
           <w:numId w:val="6"/>
         </w:numPr>
         <w:spacing w:after="80"/>
+        <w:jc w:val="both"/>
       </w:pPr>
       <w:r>
         <w:rPr>
@@ -11054,6 +11272,7 @@
           <w:numId w:val="6"/>
         </w:numPr>
         <w:spacing w:after="80"/>
+        <w:jc w:val="both"/>
       </w:pPr>
       <w:r>
         <w:rPr>
@@ -11085,6 +11304,7 @@
           <w:numId w:val="6"/>
         </w:numPr>
         <w:spacing w:after="80"/>
+        <w:jc w:val="both"/>
       </w:pPr>
       <w:r>
         <w:rPr>
@@ -11101,6 +11321,7 @@
           <w:numId w:val="6"/>
         </w:numPr>
         <w:spacing w:after="80"/>
+        <w:jc w:val="both"/>
       </w:pPr>
       <w:r>
         <w:rPr>
@@ -11117,12 +11338,12 @@
           <w:numId w:val="6"/>
         </w:numPr>
         <w:spacing w:after="80"/>
-      </w:pPr>
-      <w:r>
-        <w:rPr>
-          <w:color w:val="000000"/>
-        </w:rPr>
-        <w:lastRenderedPageBreak/>
+        <w:jc w:val="both"/>
+      </w:pPr>
+      <w:r>
+        <w:rPr>
+          <w:color w:val="000000"/>
+        </w:rPr>
         <w:t>Заполнить поля формы, нажать «Сохранить».</w:t>
       </w:r>
     </w:p>
@@ -11138,6 +11359,7 @@
           <w:bCs/>
           <w:color w:val="000000"/>
         </w:rPr>
+        <w:lastRenderedPageBreak/>
         <w:t>Просмотр журнала событий:</w:t>
       </w:r>
     </w:p>
@@ -11149,6 +11371,7 @@
           <w:numId w:val="6"/>
         </w:numPr>
         <w:spacing w:after="80"/>
+        <w:jc w:val="both"/>
       </w:pPr>
       <w:r>
         <w:rPr>
@@ -11165,6 +11388,7 @@
           <w:numId w:val="6"/>
         </w:numPr>
         <w:spacing w:after="80"/>
+        <w:jc w:val="both"/>
       </w:pPr>
       <w:r>
         <w:rPr>
@@ -11181,6 +11405,7 @@
           <w:numId w:val="6"/>
         </w:numPr>
         <w:spacing w:after="80"/>
+        <w:jc w:val="both"/>
       </w:pPr>
       <w:r>
         <w:rPr>
@@ -11212,6 +11437,7 @@
           <w:numId w:val="6"/>
         </w:numPr>
         <w:spacing w:after="80"/>
+        <w:jc w:val="both"/>
       </w:pPr>
       <w:r>
         <w:rPr>
@@ -11228,6 +11454,7 @@
           <w:numId w:val="6"/>
         </w:numPr>
         <w:spacing w:after="80"/>
+        <w:jc w:val="both"/>
       </w:pPr>
       <w:r>
         <w:rPr>
@@ -11259,6 +11486,7 @@
           <w:numId w:val="6"/>
         </w:numPr>
         <w:spacing w:after="80"/>
+        <w:jc w:val="both"/>
       </w:pPr>
       <w:r>
         <w:rPr>
@@ -11275,6 +11503,7 @@
           <w:numId w:val="6"/>
         </w:numPr>
         <w:spacing w:after="80"/>
+        <w:jc w:val="both"/>
       </w:pPr>
       <w:r>
         <w:rPr>
@@ -11291,6 +11520,7 @@
           <w:numId w:val="6"/>
         </w:numPr>
         <w:spacing w:after="80"/>
+        <w:jc w:val="both"/>
       </w:pPr>
       <w:r>
         <w:rPr>
@@ -11300,78 +11530,11 @@
       </w:r>
     </w:p>
     <w:p>
+      <w:pPr>
+        <w:jc w:val="both"/>
+      </w:pPr>
       <w:r>
         <w:br w:type="page"/>
-      </w:r>
-    </w:p>
-    <w:p>
-      <w:pPr>
-        <w:pStyle w:val="1"/>
-        <w:jc w:val="center"/>
-      </w:pPr>
-      <w:r>
-        <w:lastRenderedPageBreak/>
-        <w:t>8. ЛИТЕРАТУРА</w:t>
-      </w:r>
-    </w:p>
-    <w:p>
-      <w:pPr>
-        <w:spacing w:after="120"/>
-        <w:ind w:left="720" w:hanging="720"/>
-      </w:pPr>
-      <w:r>
-        <w:rPr>
-          <w:color w:val="000000"/>
-        </w:rPr>
-        <w:t>1. Официальная документация MongoDB. — URL: https://www.mongodb.com/docs/</w:t>
-      </w:r>
-    </w:p>
-    <w:p>
-      <w:pPr>
-        <w:spacing w:after="120"/>
-        <w:ind w:left="720" w:hanging="720"/>
-      </w:pPr>
-      <w:r>
-        <w:rPr>
-          <w:color w:val="000000"/>
-        </w:rPr>
-        <w:t>2. Документация FastAPI. — URL: https://fastapi.tiangolo.com/</w:t>
-      </w:r>
-    </w:p>
-    <w:p>
-      <w:pPr>
-        <w:spacing w:after="120"/>
-        <w:ind w:left="720" w:hanging="720"/>
-      </w:pPr>
-      <w:r>
-        <w:rPr>
-          <w:color w:val="000000"/>
-        </w:rPr>
-        <w:t>3. Документация PyMongo / Motor. — URL: https://pymongo.readthedocs.io/</w:t>
-      </w:r>
-    </w:p>
-    <w:p>
-      <w:pPr>
-        <w:spacing w:after="120"/>
-        <w:ind w:left="720" w:hanging="720"/>
-      </w:pPr>
-      <w:r>
-        <w:rPr>
-          <w:color w:val="000000"/>
-        </w:rPr>
-        <w:t>4. Документация Docker Compose. — URL: https://docs.docker.com/compose/</w:t>
-      </w:r>
-    </w:p>
-    <w:p>
-      <w:pPr>
-        <w:spacing w:after="120"/>
-        <w:ind w:left="720" w:hanging="720"/>
-      </w:pPr>
-      <w:r>
-        <w:rPr>
-          <w:color w:val="000000"/>
-        </w:rPr>
-        <w:t>5. Репозиторий проекта. — URL: https://github.com/moevm/nsql1h26-bio</w:t>
       </w:r>
     </w:p>
     <w:sectPr>
@@ -11380,7 +11543,8 @@
       <w:pgSz w:w="11906" w:h="16838"/>
       <w:pgMar w:top="1134" w:right="1134" w:bottom="1134" w:left="1701" w:header="708" w:footer="708" w:gutter="0"/>
       <w:cols w:space="720"/>
-      <w:docGrid w:linePitch="360"/>
+      <w:titlePg/>
+      <w:docGrid w:linePitch="381"/>
     </w:sectPr>
   </w:body>
 </w:document>
@@ -11409,20 +11573,12 @@
 <w:ftr xmlns:wpc="http://schemas.microsoft.com/office/word/2010/wordprocessingCanvas" xmlns:cx="http://schemas.microsoft.com/office/drawing/2014/chartex" xmlns:cx1="http://schemas.microsoft.com/office/drawing/2015/9/8/chartex" xmlns:cx2="http://schemas.microsoft.com/office/drawing/2015/10/21/chartex" xmlns:cx3="http://schemas.microsoft.com/office/drawing/2016/5/9/chartex" xmlns:cx4="http://schemas.microsoft.com/office/drawing/2016/5/10/chartex" xmlns:cx5="http://schemas.microsoft.com/office/drawing/2016/5/11/chartex" xmlns:cx6="http://schemas.microsoft.com/office/drawing/2016/5/12/chartex" xmlns:cx7="http://schemas.microsoft.com/office/drawing/2016/5/13/chartex" xmlns:cx8="http://schemas.microsoft.com/office/drawing/2016/5/14/chartex" xmlns:mc="http://schemas.openxmlformats.org/markup-compatibility/2006" xmlns:aink="http://schemas.microsoft.com/office/drawing/2016/ink" xmlns:am3d="http://schemas.microsoft.com/office/drawing/2017/model3d" xmlns:o="urn:schemas-microsoft-com:office:office" xmlns:r="http://schemas.openxmlformats.org/officeDocument/2006/relationships" xmlns:m="http://schemas.openxmlformats.org/officeDocument/2006/math" xmlns:v="urn:schemas-microsoft-com:vml" xmlns:wp14="http://schemas.microsoft.com/office/word/2010/wordprocessingDrawing" xmlns:wp="http://schemas.openxmlformats.org/drawingml/2006/wordprocessingDrawing" xmlns:w10="urn:schemas-microsoft-com:office:word" xmlns:w="http://schemas.openxmlformats.org/wordprocessingml/2006/main" xmlns:w14="http://schemas.microsoft.com/office/word/2010/wordml" xmlns:w15="http://schemas.microsoft.com/office/word/2012/wordml" xmlns:w16cex="http://schemas.microsoft.com/office/word/2018/wordml/cex" xmlns:w16cid="http://schemas.microsoft.com/office/word/2016/wordml/cid" xmlns:w16="http://schemas.microsoft.com/office/word/2018/wordml" xmlns:w16sdtdh="http://schemas.microsoft.com/office/word/2020/wordml/sdtdatahash" xmlns:w16se="http://schemas.microsoft.com/office/word/2015/wordml/symex" xmlns:wpg="http://schemas.microsoft.com/office/word/2010/wordprocessingGroup" xmlns:wpi="http://schemas.microsoft.com/office/word/2010/wordprocessingInk" xmlns:wne="http://schemas.microsoft.com/office/word/2006/wordml" xmlns:wps="http://schemas.microsoft.com/office/word/2010/wordprocessingShape" mc:Ignorable="w14 w15 w16se w16cid w16 w16cex w16sdtdh wp14">
   <w:p>
     <w:pPr>
-      <w:pBdr>
-        <w:top w:val="single" w:sz="4" w:space="4" w:color="888888"/>
-      </w:pBdr>
       <w:spacing w:before="80"/>
       <w:jc w:val="center"/>
+      <w:rPr>
+        <w:lang w:val="ru-RU"/>
+      </w:rPr>
     </w:pPr>
-    <w:r>
-      <w:rPr>
-        <w:color w:val="666666"/>
-        <w:sz w:val="20"/>
-        <w:szCs w:val="20"/>
-      </w:rPr>
-      <w:t xml:space="preserve">— </w:t>
-    </w:r>
     <w:r>
       <w:rPr>
         <w:color w:val="666666"/>
@@ -11464,14 +11620,6 @@
       </w:rPr>
       <w:fldChar w:fldCharType="end"/>
     </w:r>
-    <w:r>
-      <w:rPr>
-        <w:color w:val="666666"/>
-        <w:sz w:val="20"/>
-        <w:szCs w:val="20"/>
-      </w:rPr>
-      <w:t xml:space="preserve"> —</w:t>
-    </w:r>
   </w:p>
 </w:ftr>
 </file>
@@ -11499,9 +11647,6 @@
 <w:hdr xmlns:wpc="http://schemas.microsoft.com/office/word/2010/wordprocessingCanvas" xmlns:cx="http://schemas.microsoft.com/office/drawing/2014/chartex" xmlns:cx1="http://schemas.microsoft.com/office/drawing/2015/9/8/chartex" xmlns:cx2="http://schemas.microsoft.com/office/drawing/2015/10/21/chartex" xmlns:cx3="http://schemas.microsoft.com/office/drawing/2016/5/9/chartex" xmlns:cx4="http://schemas.microsoft.com/office/drawing/2016/5/10/chartex" xmlns:cx5="http://schemas.microsoft.com/office/drawing/2016/5/11/chartex" xmlns:cx6="http://schemas.microsoft.com/office/drawing/2016/5/12/chartex" xmlns:cx7="http://schemas.microsoft.com/office/drawing/2016/5/13/chartex" xmlns:cx8="http://schemas.microsoft.com/office/drawing/2016/5/14/chartex" xmlns:mc="http://schemas.openxmlformats.org/markup-compatibility/2006" xmlns:aink="http://schemas.microsoft.com/office/drawing/2016/ink" xmlns:am3d="http://schemas.microsoft.com/office/drawing/2017/model3d" xmlns:o="urn:schemas-microsoft-com:office:office" xmlns:r="http://schemas.openxmlformats.org/officeDocument/2006/relationships" xmlns:m="http://schemas.openxmlformats.org/officeDocument/2006/math" xmlns:v="urn:schemas-microsoft-com:vml" xmlns:wp14="http://schemas.microsoft.com/office/word/2010/wordprocessingDrawing" xmlns:wp="http://schemas.openxmlformats.org/drawingml/2006/wordprocessingDrawing" xmlns:w10="urn:schemas-microsoft-com:office:word" xmlns:w="http://schemas.openxmlformats.org/wordprocessingml/2006/main" xmlns:w14="http://schemas.microsoft.com/office/word/2010/wordml" xmlns:w15="http://schemas.microsoft.com/office/word/2012/wordml" xmlns:w16cex="http://schemas.microsoft.com/office/word/2018/wordml/cex" xmlns:w16cid="http://schemas.microsoft.com/office/word/2016/wordml/cid" xmlns:w16="http://schemas.microsoft.com/office/word/2018/wordml" xmlns:w16sdtdh="http://schemas.microsoft.com/office/word/2020/wordml/sdtdatahash" xmlns:w16se="http://schemas.microsoft.com/office/word/2015/wordml/symex" xmlns:wpg="http://schemas.microsoft.com/office/word/2010/wordprocessingGroup" xmlns:wpi="http://schemas.microsoft.com/office/word/2010/wordprocessingInk" xmlns:wne="http://schemas.microsoft.com/office/word/2006/wordml" xmlns:wps="http://schemas.microsoft.com/office/word/2010/wordprocessingShape" mc:Ignorable="w14 w15 w16se w16cid w16 w16cex w16sdtdh wp14">
   <w:p>
     <w:pPr>
-      <w:pBdr>
-        <w:bottom w:val="single" w:sz="4" w:space="4" w:color="888888"/>
-      </w:pBdr>
       <w:spacing w:after="80"/>
     </w:pPr>
   </w:p>
@@ -12647,6 +12792,62 @@
     <w:uiPriority w:val="99"/>
     <w:rsid w:val="0044444D"/>
   </w:style>
+  <w:style w:type="paragraph" w:customStyle="1" w:styleId="ds-markdown-paragraph">
+    <w:name w:val="ds-markdown-paragraph"/>
+    <w:basedOn w:val="a"/>
+    <w:rsid w:val="006B2EBD"/>
+    <w:pPr>
+      <w:spacing w:before="100" w:beforeAutospacing="1" w:after="100" w:afterAutospacing="1"/>
+    </w:pPr>
+    <w:rPr>
+      <w:sz w:val="24"/>
+      <w:szCs w:val="24"/>
+    </w:rPr>
+  </w:style>
+  <w:style w:type="character" w:styleId="af0">
+    <w:name w:val="Strong"/>
+    <w:basedOn w:val="a0"/>
+    <w:uiPriority w:val="22"/>
+    <w:qFormat/>
+    <w:rsid w:val="006B2EBD"/>
+    <w:rPr>
+      <w:b/>
+      <w:bCs/>
+    </w:rPr>
+  </w:style>
+  <w:style w:type="character" w:customStyle="1" w:styleId="apple-converted-space">
+    <w:name w:val="apple-converted-space"/>
+    <w:basedOn w:val="a0"/>
+    <w:rsid w:val="006B2EBD"/>
+  </w:style>
+  <w:style w:type="character" w:styleId="HTML">
+    <w:name w:val="HTML Code"/>
+    <w:basedOn w:val="a0"/>
+    <w:uiPriority w:val="99"/>
+    <w:semiHidden/>
+    <w:unhideWhenUsed/>
+    <w:rsid w:val="006B2EBD"/>
+    <w:rPr>
+      <w:rFonts w:ascii="Courier New" w:eastAsia="Times New Roman" w:hAnsi="Courier New" w:cs="Courier New"/>
+      <w:sz w:val="20"/>
+      <w:szCs w:val="20"/>
+    </w:rPr>
+  </w:style>
+  <w:style w:type="paragraph" w:styleId="af1">
+    <w:name w:val="Normal (Web)"/>
+    <w:basedOn w:val="a"/>
+    <w:uiPriority w:val="99"/>
+    <w:semiHidden/>
+    <w:unhideWhenUsed/>
+    <w:rsid w:val="00AC3021"/>
+    <w:pPr>
+      <w:spacing w:before="100" w:beforeAutospacing="1" w:after="100" w:afterAutospacing="1"/>
+    </w:pPr>
+    <w:rPr>
+      <w:sz w:val="24"/>
+      <w:szCs w:val="24"/>
+    </w:rPr>
+  </w:style>
 </w:styles>
 </file>
 
